--- a/liquidacion/analytica/Report/PrintValorizacionV2.docx
+++ b/liquidacion/analytica/Report/PrintValorizacionV2.docx
@@ -1,6 +1,6 @@
 
 <file path=word/document.xml><?xml version="1.0" encoding="utf-8"?>
-<w:document xmlns:wpc="http://schemas.microsoft.com/office/word/2010/wordprocessingCanvas" xmlns:cx="http://schemas.microsoft.com/office/drawing/2014/chartex" xmlns:cx1="http://schemas.microsoft.com/office/drawing/2015/9/8/chartex" xmlns:cx2="http://schemas.microsoft.com/office/drawing/2015/10/21/chartex" xmlns:cx3="http://schemas.microsoft.com/office/drawing/2016/5/9/chartex" xmlns:cx4="http://schemas.microsoft.com/office/drawing/2016/5/10/chartex" xmlns:cx5="http://schemas.microsoft.com/office/drawing/2016/5/11/chartex" xmlns:cx6="http://schemas.microsoft.com/office/drawing/2016/5/12/chartex" xmlns:cx7="http://schemas.microsoft.com/office/drawing/2016/5/13/chartex" xmlns:cx8="http://schemas.microsoft.com/office/drawing/2016/5/14/chartex" xmlns:mc="http://schemas.openxmlformats.org/markup-compatibility/2006" xmlns:aink="http://schemas.microsoft.com/office/drawing/2016/ink" xmlns:am3d="http://schemas.microsoft.com/office/drawing/2017/model3d" xmlns:o="urn:schemas-microsoft-com:office:office" xmlns:r="http://schemas.openxmlformats.org/officeDocument/2006/relationships" xmlns:m="http://schemas.openxmlformats.org/officeDocument/2006/math" xmlns:v="urn:schemas-microsoft-com:vml" xmlns:wp14="http://schemas.microsoft.com/office/word/2010/wordprocessingDrawing" xmlns:wp="http://schemas.openxmlformats.org/drawingml/2006/wordprocessingDrawing" xmlns:w10="urn:schemas-microsoft-com:office:word" xmlns:w="http://schemas.openxmlformats.org/wordprocessingml/2006/main" xmlns:w14="http://schemas.microsoft.com/office/word/2010/wordml" xmlns:w15="http://schemas.microsoft.com/office/word/2012/wordml" xmlns:w16cex="http://schemas.microsoft.com/office/word/2018/wordml/cex" xmlns:w16cid="http://schemas.microsoft.com/office/word/2016/wordml/cid" xmlns:w16="http://schemas.microsoft.com/office/word/2018/wordml" xmlns:w16sdtdh="http://schemas.microsoft.com/office/word/2020/wordml/sdtdatahash" xmlns:w16se="http://schemas.microsoft.com/office/word/2015/wordml/symex" xmlns:wpg="http://schemas.microsoft.com/office/word/2010/wordprocessingGroup" xmlns:wpi="http://schemas.microsoft.com/office/word/2010/wordprocessingInk" xmlns:wne="http://schemas.microsoft.com/office/word/2006/wordml" xmlns:wps="http://schemas.microsoft.com/office/word/2010/wordprocessingShape" mc:Ignorable="w14 w15 w16se w16cid w16 w16cex w16sdtdh wp14">
+<w:document xmlns:wpc="http://schemas.microsoft.com/office/word/2010/wordprocessingCanvas" xmlns:cx="http://schemas.microsoft.com/office/drawing/2014/chartex" xmlns:cx1="http://schemas.microsoft.com/office/drawing/2015/9/8/chartex" xmlns:cx2="http://schemas.microsoft.com/office/drawing/2015/10/21/chartex" xmlns:cx3="http://schemas.microsoft.com/office/drawing/2016/5/9/chartex" xmlns:cx4="http://schemas.microsoft.com/office/drawing/2016/5/10/chartex" xmlns:cx5="http://schemas.microsoft.com/office/drawing/2016/5/11/chartex" xmlns:cx6="http://schemas.microsoft.com/office/drawing/2016/5/12/chartex" xmlns:cx7="http://schemas.microsoft.com/office/drawing/2016/5/13/chartex" xmlns:cx8="http://schemas.microsoft.com/office/drawing/2016/5/14/chartex" xmlns:mc="http://schemas.openxmlformats.org/markup-compatibility/2006" xmlns:aink="http://schemas.microsoft.com/office/drawing/2016/ink" xmlns:am3d="http://schemas.microsoft.com/office/drawing/2017/model3d" xmlns:o="urn:schemas-microsoft-com:office:office" xmlns:oel="http://schemas.microsoft.com/office/2019/extlst" xmlns:r="http://schemas.openxmlformats.org/officeDocument/2006/relationships" xmlns:m="http://schemas.openxmlformats.org/officeDocument/2006/math" xmlns:v="urn:schemas-microsoft-com:vml" xmlns:wp14="http://schemas.microsoft.com/office/word/2010/wordprocessingDrawing" xmlns:wp="http://schemas.openxmlformats.org/drawingml/2006/wordprocessingDrawing" xmlns:w10="urn:schemas-microsoft-com:office:word" xmlns:w="http://schemas.openxmlformats.org/wordprocessingml/2006/main" xmlns:w14="http://schemas.microsoft.com/office/word/2010/wordml" xmlns:w15="http://schemas.microsoft.com/office/word/2012/wordml" xmlns:w16cex="http://schemas.microsoft.com/office/word/2018/wordml/cex" xmlns:w16cid="http://schemas.microsoft.com/office/word/2016/wordml/cid" xmlns:w16="http://schemas.microsoft.com/office/word/2018/wordml" xmlns:w16du="http://schemas.microsoft.com/office/word/2023/wordml/word16du" xmlns:w16sdtdh="http://schemas.microsoft.com/office/word/2020/wordml/sdtdatahash" xmlns:w16sdtfl="http://schemas.microsoft.com/office/word/2024/wordml/sdtformatlock" xmlns:w16se="http://schemas.microsoft.com/office/word/2015/wordml/symex" xmlns:wpg="http://schemas.microsoft.com/office/word/2010/wordprocessingGroup" xmlns:wpi="http://schemas.microsoft.com/office/word/2010/wordprocessingInk" xmlns:wne="http://schemas.microsoft.com/office/word/2006/wordml" xmlns:wps="http://schemas.microsoft.com/office/word/2010/wordprocessingShape" mc:Ignorable="w14 w15 w16se w16cid w16 w16cex w16sdtdh w16sdtfl w16du wp14">
   <w:body>
     <w:tbl>
       <w:tblPr>
@@ -106,7 +106,6 @@
               </w:placeholder>
               <w15:appearance w15:val="hidden"/>
             </w:sdtPr>
-            <w:sdtEndPr/>
             <w:sdtContent>
               <w:p>
                 <w:pPr>
@@ -227,15 +226,15 @@
               <mc:AlternateContent>
                 <mc:Choice Requires="wps">
                   <w:drawing>
-                    <wp:anchor distT="0" distB="0" distL="114300" distR="114300" simplePos="0" relativeHeight="251662336" behindDoc="0" locked="0" layoutInCell="1" allowOverlap="1" wp14:anchorId="522B1D2F" wp14:editId="171CBD78">
+                    <wp:anchor distT="0" distB="0" distL="114300" distR="114300" simplePos="0" relativeHeight="251662336" behindDoc="0" locked="0" layoutInCell="1" allowOverlap="1" wp14:anchorId="522B1D2F" wp14:editId="1E84B2C6">
                       <wp:simplePos x="0" y="0"/>
                       <wp:positionH relativeFrom="margin">
-                        <wp:posOffset>325120</wp:posOffset>
+                        <wp:posOffset>143510</wp:posOffset>
                       </wp:positionH>
                       <wp:positionV relativeFrom="paragraph">
-                        <wp:posOffset>-15240</wp:posOffset>
+                        <wp:posOffset>-23495</wp:posOffset>
                       </wp:positionV>
-                      <wp:extent cx="1842135" cy="927735"/>
+                      <wp:extent cx="2319020" cy="927735"/>
                       <wp:effectExtent l="0" t="0" r="0" b="0"/>
                       <wp:wrapNone/>
                       <wp:docPr id="1154350600" name="Rectángulo: esquinas redondeadas 1154350600"/>
@@ -251,7 +250,7 @@
                             <wps:spPr bwMode="auto">
                               <a:xfrm>
                                 <a:off x="0" y="0"/>
-                                <a:ext cx="1842135" cy="927735"/>
+                                <a:ext cx="2319020" cy="927735"/>
                               </a:xfrm>
                               <a:prstGeom prst="roundRect">
                                 <a:avLst>
@@ -333,7 +332,7 @@
                 </mc:Choice>
                 <mc:Fallback>
                   <w:pict>
-                    <v:roundrect w14:anchorId="522B1D2F" id="Rectángulo: esquinas redondeadas 1154350600" o:spid="_x0000_s1026" style="position:absolute;left:0;text-align:left;margin-left:25.6pt;margin-top:-1.2pt;width:145.05pt;height:73.05pt;z-index:251662336;visibility:visible;mso-wrap-style:square;mso-width-percent:0;mso-height-percent:0;mso-wrap-distance-left:9pt;mso-wrap-distance-top:0;mso-wrap-distance-right:9pt;mso-wrap-distance-bottom:0;mso-position-horizontal:absolute;mso-position-horizontal-relative:margin;mso-position-vertical:absolute;mso-position-vertical-relative:text;mso-width-percent:0;mso-height-percent:0;mso-width-relative:margin;mso-height-relative:margin;v-text-anchor:top" arcsize="10923f" o:gfxdata="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" filled="f" stroked="f">
+                    <v:roundrect w14:anchorId="522B1D2F" id="Rectángulo: esquinas redondeadas 1154350600" o:spid="_x0000_s1026" style="position:absolute;left:0;text-align:left;margin-left:11.3pt;margin-top:-1.85pt;width:182.6pt;height:73.05pt;z-index:251662336;visibility:visible;mso-wrap-style:square;mso-width-percent:0;mso-height-percent:0;mso-wrap-distance-left:9pt;mso-wrap-distance-top:0;mso-wrap-distance-right:9pt;mso-wrap-distance-bottom:0;mso-position-horizontal:absolute;mso-position-horizontal-relative:margin;mso-position-vertical:absolute;mso-position-vertical-relative:text;mso-width-percent:0;mso-height-percent:0;mso-width-relative:margin;mso-height-relative:margin;v-text-anchor:top" arcsize="10923f" o:gfxdata="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" filled="f" stroked="f">
                       <v:stroke joinstyle="miter"/>
                       <v:textbox>
                         <w:txbxContent>
@@ -492,13 +491,11 @@
             <w:tcBorders>
               <w:bottom w:val="single" w:sz="18" w:space="0" w:color="FEDE00" w:themeColor="accent2"/>
             </w:tcBorders>
-            <w:shd w:val="clear" w:color="auto" w:fill="auto"/>
             <w:vAlign w:val="bottom"/>
           </w:tcPr>
           <w:p>
             <w:pPr>
               <w:pStyle w:val="Ttulo1"/>
-              <w:outlineLvl w:val="0"/>
               <w:rPr>
                 <w:b w:val="0"/>
                 <w:bCs/>
@@ -536,7 +533,6 @@
             <w:tcBorders>
               <w:top w:val="single" w:sz="18" w:space="0" w:color="FEDE00" w:themeColor="accent2"/>
             </w:tcBorders>
-            <w:shd w:val="clear" w:color="auto" w:fill="auto"/>
             <w:vAlign w:val="center"/>
           </w:tcPr>
           <w:p/>
@@ -553,7 +549,6 @@
             <w:tcBorders>
               <w:bottom w:val="single" w:sz="18" w:space="0" w:color="FEDE00" w:themeColor="accent2"/>
             </w:tcBorders>
-            <w:shd w:val="clear" w:color="auto" w:fill="auto"/>
             <w:vAlign w:val="bottom"/>
           </w:tcPr>
           <w:tbl>
@@ -1149,7 +1144,6 @@
           <w:p>
             <w:pPr>
               <w:pStyle w:val="Ttulo1"/>
-              <w:outlineLvl w:val="0"/>
               <w:rPr>
                 <w:b w:val="0"/>
                 <w:bCs/>
@@ -1161,7 +1155,6 @@
           <w:p>
             <w:pPr>
               <w:pStyle w:val="Ttulo1"/>
-              <w:outlineLvl w:val="0"/>
               <w:rPr>
                 <w:b w:val="0"/>
                 <w:bCs/>
@@ -1182,7 +1175,6 @@
           <w:p>
             <w:pPr>
               <w:pStyle w:val="Ttulo1"/>
-              <w:outlineLvl w:val="0"/>
               <w:rPr>
                 <w:b w:val="0"/>
                 <w:bCs/>
@@ -1277,7 +1269,6 @@
           <w:p>
             <w:pPr>
               <w:pStyle w:val="Ttulo1"/>
-              <w:outlineLvl w:val="0"/>
               <w:rPr>
                 <w:b w:val="0"/>
                 <w:bCs/>
@@ -1289,7 +1280,6 @@
           <w:p>
             <w:pPr>
               <w:pStyle w:val="Ttulo1"/>
-              <w:outlineLvl w:val="0"/>
               <w:rPr>
                 <w:b w:val="0"/>
                 <w:bCs/>
@@ -1311,7 +1301,6 @@
             <w:tcBorders>
               <w:top w:val="single" w:sz="18" w:space="0" w:color="FEDE00" w:themeColor="accent2"/>
             </w:tcBorders>
-            <w:shd w:val="clear" w:color="auto" w:fill="auto"/>
             <w:vAlign w:val="center"/>
           </w:tcPr>
           <w:p/>
@@ -1335,7 +1324,6 @@
             <w:tcBorders>
               <w:bottom w:val="single" w:sz="18" w:space="0" w:color="FEDE00" w:themeColor="accent2"/>
             </w:tcBorders>
-            <w:shd w:val="clear" w:color="auto" w:fill="auto"/>
             <w:vAlign w:val="bottom"/>
           </w:tcPr>
           <w:tbl>
@@ -1376,7 +1364,6 @@
                   <w:pPr>
                     <w:pStyle w:val="Ttulo2"/>
                     <w:jc w:val="center"/>
-                    <w:outlineLvl w:val="1"/>
                     <w:rPr>
                       <w:rFonts w:eastAsia="MS Mincho" w:cstheme="minorBidi"/>
                       <w:caps w:val="0"/>
@@ -1404,7 +1391,6 @@
                   <w:pPr>
                     <w:pStyle w:val="Ttulo2"/>
                     <w:jc w:val="center"/>
-                    <w:outlineLvl w:val="1"/>
                     <w:rPr>
                       <w:rFonts w:eastAsia="MS Mincho" w:cstheme="minorBidi"/>
                       <w:caps w:val="0"/>
@@ -1432,7 +1418,6 @@
                   <w:pPr>
                     <w:pStyle w:val="Ttulo2"/>
                     <w:jc w:val="center"/>
-                    <w:outlineLvl w:val="1"/>
                     <w:rPr>
                       <w:rFonts w:eastAsia="MS Mincho" w:cstheme="minorBidi"/>
                       <w:caps w:val="0"/>
@@ -1460,7 +1445,6 @@
                   <w:pPr>
                     <w:pStyle w:val="Ttulo2"/>
                     <w:jc w:val="center"/>
-                    <w:outlineLvl w:val="1"/>
                     <w:rPr>
                       <w:rFonts w:eastAsia="MS Mincho" w:cstheme="minorBidi"/>
                       <w:caps w:val="0"/>
@@ -1488,7 +1472,6 @@
                   <w:pPr>
                     <w:pStyle w:val="Ttulo2"/>
                     <w:jc w:val="center"/>
-                    <w:outlineLvl w:val="1"/>
                     <w:rPr>
                       <w:rFonts w:eastAsia="MS Mincho" w:cstheme="minorBidi"/>
                       <w:caps w:val="0"/>
@@ -1516,7 +1499,6 @@
                   <w:pPr>
                     <w:pStyle w:val="Ttulo2"/>
                     <w:jc w:val="center"/>
-                    <w:outlineLvl w:val="1"/>
                     <w:rPr>
                       <w:rFonts w:eastAsia="MS Mincho" w:cstheme="minorBidi"/>
                       <w:caps w:val="0"/>
@@ -1571,7 +1553,6 @@
                   <w:pPr>
                     <w:pStyle w:val="Ttulo2"/>
                     <w:jc w:val="center"/>
-                    <w:outlineLvl w:val="1"/>
                     <w:rPr>
                       <w:rFonts w:eastAsia="MS Mincho" w:cstheme="minorBidi"/>
                       <w:caps w:val="0"/>
@@ -1608,7 +1589,6 @@
                   <w:pPr>
                     <w:pStyle w:val="Ttulo2"/>
                     <w:jc w:val="center"/>
-                    <w:outlineLvl w:val="1"/>
                     <w:rPr>
                       <w:rFonts w:eastAsia="MS Mincho" w:cstheme="minorBidi"/>
                       <w:caps w:val="0"/>
@@ -1633,7 +1613,6 @@
             <w:pPr>
               <w:pStyle w:val="Ttulo1"/>
               <w:spacing w:after="0"/>
-              <w:outlineLvl w:val="0"/>
               <w:rPr>
                 <w:rFonts w:asciiTheme="minorHAnsi" w:eastAsia="MS Mincho" w:hAnsiTheme="minorHAnsi" w:cstheme="minorBidi"/>
                 <w:b w:val="0"/>
@@ -1742,7 +1721,6 @@
                   <w:pPr>
                     <w:pStyle w:val="Ttulo2"/>
                     <w:jc w:val="center"/>
-                    <w:outlineLvl w:val="1"/>
                     <w:rPr>
                       <w:rFonts w:eastAsia="MS Mincho" w:cstheme="minorBidi"/>
                       <w:caps w:val="0"/>
@@ -1811,7 +1789,6 @@
                   <w:pPr>
                     <w:pStyle w:val="Ttulo2"/>
                     <w:jc w:val="center"/>
-                    <w:outlineLvl w:val="1"/>
                   </w:pPr>
                   <w:r>
                     <w:rPr>
@@ -1852,76 +1829,6 @@
                       <w:szCs w:val="20"/>
                     </w:rPr>
                     <w:t>«tmh»</w:t>
-                  </w:r>
-                  <w:r>
-                    <w:rPr>
-                      <w:rFonts w:eastAsia="MS Mincho" w:cstheme="minorBidi"/>
-                      <w:caps w:val="0"/>
-                      <w:noProof/>
-                      <w:color w:val="auto"/>
-                      <w:szCs w:val="20"/>
-                    </w:rPr>
-                    <w:fldChar w:fldCharType="end"/>
-                  </w:r>
-                </w:p>
-              </w:tc>
-              <w:tc>
-                <w:tcPr>
-                  <w:tcW w:w="1276" w:type="dxa"/>
-                  <w:shd w:val="clear" w:color="auto" w:fill="auto"/>
-                </w:tcPr>
-                <w:p>
-                  <w:pPr>
-                    <w:pStyle w:val="Ttulo2"/>
-                    <w:jc w:val="center"/>
-                    <w:outlineLvl w:val="1"/>
-                    <w:rPr>
-                      <w:rFonts w:eastAsia="MS Mincho" w:cstheme="minorBidi"/>
-                      <w:caps w:val="0"/>
-                      <w:noProof/>
-                      <w:color w:val="auto"/>
-                      <w:szCs w:val="20"/>
-                    </w:rPr>
-                  </w:pPr>
-                  <w:r>
-                    <w:rPr>
-                      <w:rFonts w:eastAsia="MS Mincho" w:cstheme="minorBidi"/>
-                      <w:caps w:val="0"/>
-                      <w:noProof/>
-                      <w:color w:val="auto"/>
-                      <w:szCs w:val="20"/>
-                    </w:rPr>
-                    <w:fldChar w:fldCharType="begin"/>
-                  </w:r>
-                  <w:r>
-                    <w:rPr>
-                      <w:rFonts w:eastAsia="MS Mincho" w:cstheme="minorBidi"/>
-                      <w:caps w:val="0"/>
-                      <w:noProof/>
-                      <w:color w:val="auto"/>
-                      <w:szCs w:val="20"/>
-                    </w:rPr>
-                    <w:instrText xml:space="preserve"> MERGEFIELD  humedad  \* MERGEFORMAT </w:instrText>
-                  </w:r>
-                  <w:r>
-                    <w:rPr>
-                      <w:rFonts w:eastAsia="MS Mincho" w:cstheme="minorBidi"/>
-                      <w:caps w:val="0"/>
-                      <w:noProof/>
-                      <w:color w:val="auto"/>
-                      <w:szCs w:val="20"/>
-                    </w:rPr>
-                    <w:fldChar w:fldCharType="separate"/>
-                  </w:r>
-                  <w:r>
-                    <w:rPr>
-                      <w:rFonts w:eastAsia="MS Mincho" w:cstheme="minorBidi"/>
-                      <w:caps w:val="0"/>
-                      <w:noProof/>
-                      <w:color w:val="auto"/>
-                      <w:szCs w:val="20"/>
-                    </w:rPr>
-                    <w:t>«humedad»</w:t>
                   </w:r>
                   <w:r>
                     <w:rPr>
@@ -1943,7 +1850,74 @@
                   <w:pPr>
                     <w:pStyle w:val="Ttulo2"/>
                     <w:jc w:val="center"/>
-                    <w:outlineLvl w:val="1"/>
+                    <w:rPr>
+                      <w:rFonts w:eastAsia="MS Mincho" w:cstheme="minorBidi"/>
+                      <w:caps w:val="0"/>
+                      <w:noProof/>
+                      <w:color w:val="auto"/>
+                      <w:szCs w:val="20"/>
+                    </w:rPr>
+                  </w:pPr>
+                  <w:r>
+                    <w:rPr>
+                      <w:rFonts w:eastAsia="MS Mincho" w:cstheme="minorBidi"/>
+                      <w:caps w:val="0"/>
+                      <w:noProof/>
+                      <w:color w:val="auto"/>
+                      <w:szCs w:val="20"/>
+                    </w:rPr>
+                    <w:fldChar w:fldCharType="begin"/>
+                  </w:r>
+                  <w:r>
+                    <w:rPr>
+                      <w:rFonts w:eastAsia="MS Mincho" w:cstheme="minorBidi"/>
+                      <w:caps w:val="0"/>
+                      <w:noProof/>
+                      <w:color w:val="auto"/>
+                      <w:szCs w:val="20"/>
+                    </w:rPr>
+                    <w:instrText xml:space="preserve"> MERGEFIELD  humedad  \* MERGEFORMAT </w:instrText>
+                  </w:r>
+                  <w:r>
+                    <w:rPr>
+                      <w:rFonts w:eastAsia="MS Mincho" w:cstheme="minorBidi"/>
+                      <w:caps w:val="0"/>
+                      <w:noProof/>
+                      <w:color w:val="auto"/>
+                      <w:szCs w:val="20"/>
+                    </w:rPr>
+                    <w:fldChar w:fldCharType="separate"/>
+                  </w:r>
+                  <w:r>
+                    <w:rPr>
+                      <w:rFonts w:eastAsia="MS Mincho" w:cstheme="minorBidi"/>
+                      <w:caps w:val="0"/>
+                      <w:noProof/>
+                      <w:color w:val="auto"/>
+                      <w:szCs w:val="20"/>
+                    </w:rPr>
+                    <w:t>«humedad»</w:t>
+                  </w:r>
+                  <w:r>
+                    <w:rPr>
+                      <w:rFonts w:eastAsia="MS Mincho" w:cstheme="minorBidi"/>
+                      <w:caps w:val="0"/>
+                      <w:noProof/>
+                      <w:color w:val="auto"/>
+                      <w:szCs w:val="20"/>
+                    </w:rPr>
+                    <w:fldChar w:fldCharType="end"/>
+                  </w:r>
+                </w:p>
+              </w:tc>
+              <w:tc>
+                <w:tcPr>
+                  <w:tcW w:w="1276" w:type="dxa"/>
+                </w:tcPr>
+                <w:p>
+                  <w:pPr>
+                    <w:pStyle w:val="Ttulo2"/>
+                    <w:jc w:val="center"/>
                     <w:rPr>
                       <w:rFonts w:eastAsia="MS Mincho" w:cstheme="minorBidi"/>
                       <w:caps w:val="0"/>
@@ -2012,7 +1986,6 @@
                   <w:pPr>
                     <w:pStyle w:val="Ttulo2"/>
                     <w:jc w:val="center"/>
-                    <w:outlineLvl w:val="1"/>
                     <w:rPr>
                       <w:rFonts w:eastAsia="MS Mincho" w:cstheme="minorBidi"/>
                       <w:caps w:val="0"/>
@@ -2081,7 +2054,6 @@
                   <w:pPr>
                     <w:pStyle w:val="Ttulo2"/>
                     <w:jc w:val="center"/>
-                    <w:outlineLvl w:val="1"/>
                     <w:rPr>
                       <w:rFonts w:eastAsia="MS Mincho" w:cstheme="minorBidi"/>
                       <w:caps w:val="0"/>
@@ -2150,7 +2122,6 @@
                   <w:pPr>
                     <w:pStyle w:val="Ttulo2"/>
                     <w:jc w:val="center"/>
-                    <w:outlineLvl w:val="1"/>
                     <w:rPr>
                       <w:rFonts w:eastAsia="MS Mincho" w:cstheme="minorBidi"/>
                       <w:caps w:val="0"/>
@@ -2219,7 +2190,6 @@
                   <w:pPr>
                     <w:pStyle w:val="Ttulo2"/>
                     <w:jc w:val="center"/>
-                    <w:outlineLvl w:val="1"/>
                     <w:rPr>
                       <w:rFonts w:eastAsia="MS Mincho" w:cstheme="minorBidi"/>
                       <w:caps w:val="0"/>
@@ -2286,7 +2256,6 @@
             <w:pPr>
               <w:pStyle w:val="Ttulo1"/>
               <w:spacing w:after="0"/>
-              <w:outlineLvl w:val="0"/>
               <w:rPr>
                 <w:rFonts w:asciiTheme="minorHAnsi" w:eastAsia="MS Mincho" w:hAnsiTheme="minorHAnsi" w:cstheme="minorBidi"/>
                 <w:b w:val="0"/>
@@ -2399,13 +2368,11 @@
                     <w:bottom w:val="nil"/>
                     <w:right w:val="nil"/>
                   </w:tcBorders>
-                  <w:shd w:val="clear" w:color="auto" w:fill="auto"/>
                 </w:tcPr>
                 <w:p>
                   <w:pPr>
                     <w:pStyle w:val="Ttulo2"/>
                     <w:jc w:val="right"/>
-                    <w:outlineLvl w:val="1"/>
                     <w:rPr>
                       <w:rFonts w:eastAsia="MS Mincho" w:cstheme="minorBidi"/>
                       <w:caps w:val="0"/>
@@ -2437,7 +2404,6 @@
                   <w:pPr>
                     <w:pStyle w:val="Ttulo2"/>
                     <w:jc w:val="right"/>
-                    <w:outlineLvl w:val="1"/>
                     <w:rPr>
                       <w:rFonts w:eastAsia="MS Mincho" w:cstheme="minorBidi"/>
                       <w:caps w:val="0"/>
@@ -2513,7 +2479,6 @@
           <w:p>
             <w:pPr>
               <w:pStyle w:val="Ttulo1"/>
-              <w:outlineLvl w:val="0"/>
               <w:rPr>
                 <w:color w:val="262626" w:themeColor="text1" w:themeTint="D9"/>
                 <w:lang w:bidi="es-ES"/>
@@ -2546,13 +2511,11 @@
               <w:tc>
                 <w:tcPr>
                   <w:tcW w:w="1860" w:type="dxa"/>
-                  <w:shd w:val="clear" w:color="auto" w:fill="auto"/>
                 </w:tcPr>
                 <w:p>
                   <w:pPr>
                     <w:pStyle w:val="Ttulo2"/>
                     <w:jc w:val="right"/>
-                    <w:outlineLvl w:val="1"/>
                     <w:rPr>
                       <w:rFonts w:eastAsia="MS Mincho" w:cstheme="minorBidi"/>
                       <w:caps w:val="0"/>
@@ -2626,7 +2589,6 @@
                   <w:pPr>
                     <w:pStyle w:val="Ttulo2"/>
                     <w:jc w:val="right"/>
-                    <w:outlineLvl w:val="1"/>
                     <w:rPr>
                       <w:rFonts w:eastAsia="MS Mincho" w:cstheme="minorBidi"/>
                       <w:caps w:val="0"/>
@@ -2701,7 +2663,6 @@
                   <w:pPr>
                     <w:pStyle w:val="Ttulo2"/>
                     <w:jc w:val="right"/>
-                    <w:outlineLvl w:val="1"/>
                     <w:rPr>
                       <w:rFonts w:eastAsia="MS Mincho" w:cstheme="minorBidi"/>
                       <w:caps w:val="0"/>
@@ -2804,7 +2765,6 @@
           <w:p>
             <w:pPr>
               <w:pStyle w:val="Ttulo1"/>
-              <w:outlineLvl w:val="0"/>
               <w:rPr>
                 <w:color w:val="262626" w:themeColor="text1" w:themeTint="D9"/>
                 <w:lang w:bidi="es-ES"/>
@@ -2814,7 +2774,6 @@
           <w:p>
             <w:pPr>
               <w:pStyle w:val="Ttulo1"/>
-              <w:outlineLvl w:val="0"/>
               <w:rPr>
                 <w:color w:val="262626" w:themeColor="text1" w:themeTint="D9"/>
                 <w:lang w:bidi="es-ES"/>
@@ -2852,7 +2811,6 @@
                   <w:pPr>
                     <w:pStyle w:val="Ttulo2"/>
                     <w:jc w:val="right"/>
-                    <w:outlineLvl w:val="1"/>
                     <w:rPr>
                       <w:rFonts w:eastAsia="MS Mincho" w:cstheme="minorBidi"/>
                       <w:caps w:val="0"/>
@@ -2927,7 +2885,6 @@
                   <w:pPr>
                     <w:pStyle w:val="Ttulo2"/>
                     <w:jc w:val="right"/>
-                    <w:outlineLvl w:val="1"/>
                     <w:rPr>
                       <w:rFonts w:eastAsia="MS Mincho" w:cstheme="minorBidi"/>
                       <w:caps w:val="0"/>
@@ -3153,7 +3110,7 @@
                     </wp:anchor>
                   </w:drawing>
                 </mc:Choice>
-                <mc:Fallback xmlns:w16du="http://schemas.microsoft.com/office/word/2023/wordml/word16du" xmlns:oel="http://schemas.microsoft.com/office/2019/extlst">
+                <mc:Fallback>
                   <w:pict>
                     <v:line w14:anchorId="76288BD4" id="Conector recto 1" o:spid="_x0000_s1026" style="position:absolute;z-index:251666432;visibility:visible;mso-wrap-style:square;mso-width-percent:0;mso-height-percent:0;mso-wrap-distance-left:9pt;mso-wrap-distance-top:0;mso-wrap-distance-right:9pt;mso-wrap-distance-bottom:0;mso-position-horizontal:absolute;mso-position-horizontal-relative:text;mso-position-vertical:absolute;mso-position-vertical-relative:text;mso-width-percent:0;mso-height-percent:0;mso-width-relative:margin;mso-height-relative:margin" from="45.3pt,33.5pt" to="229.05pt,33.5pt" o:gfxdata="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" strokecolor="#7e97ad [3204]" strokeweight=".5pt">
                       <v:stroke joinstyle="miter"/>
@@ -3184,27 +3141,14 @@
             <w:pPr>
               <w:jc w:val="center"/>
             </w:pPr>
-            <w:r>
-              <w:fldChar w:fldCharType="begin"/>
-            </w:r>
-            <w:r>
-              <w:instrText xml:space="preserve"> MERGEFIELD  nom_proveedor  \* MERGEFORMAT </w:instrText>
-            </w:r>
-            <w:r>
-              <w:fldChar w:fldCharType="separate"/>
-            </w:r>
-            <w:r>
-              <w:rPr>
-                <w:noProof/>
-              </w:rPr>
-              <w:t>«nom_proveedor»</w:t>
-            </w:r>
-            <w:r>
-              <w:rPr>
-                <w:noProof/>
-              </w:rPr>
-              <w:fldChar w:fldCharType="end"/>
-            </w:r>
+            <w:fldSimple w:instr=" MERGEFIELD  nom_proveedor  \* MERGEFORMAT ">
+              <w:r>
+                <w:rPr>
+                  <w:noProof/>
+                </w:rPr>
+                <w:t>«nom_proveedor»</w:t>
+              </w:r>
+            </w:fldSimple>
           </w:p>
           <w:p>
             <w:pPr>
@@ -3301,7 +3245,7 @@
 </file>
 
 <file path=word/endnotes.xml><?xml version="1.0" encoding="utf-8"?>
-<w:endnotes xmlns:wpc="http://schemas.microsoft.com/office/word/2010/wordprocessingCanvas" xmlns:cx="http://schemas.microsoft.com/office/drawing/2014/chartex" xmlns:cx1="http://schemas.microsoft.com/office/drawing/2015/9/8/chartex" xmlns:cx2="http://schemas.microsoft.com/office/drawing/2015/10/21/chartex" xmlns:cx3="http://schemas.microsoft.com/office/drawing/2016/5/9/chartex" xmlns:cx4="http://schemas.microsoft.com/office/drawing/2016/5/10/chartex" xmlns:cx5="http://schemas.microsoft.com/office/drawing/2016/5/11/chartex" xmlns:cx6="http://schemas.microsoft.com/office/drawing/2016/5/12/chartex" xmlns:cx7="http://schemas.microsoft.com/office/drawing/2016/5/13/chartex" xmlns:cx8="http://schemas.microsoft.com/office/drawing/2016/5/14/chartex" xmlns:mc="http://schemas.openxmlformats.org/markup-compatibility/2006" xmlns:aink="http://schemas.microsoft.com/office/drawing/2016/ink" xmlns:am3d="http://schemas.microsoft.com/office/drawing/2017/model3d" xmlns:o="urn:schemas-microsoft-com:office:office" xmlns:r="http://schemas.openxmlformats.org/officeDocument/2006/relationships" xmlns:m="http://schemas.openxmlformats.org/officeDocument/2006/math" xmlns:v="urn:schemas-microsoft-com:vml" xmlns:wp14="http://schemas.microsoft.com/office/word/2010/wordprocessingDrawing" xmlns:wp="http://schemas.openxmlformats.org/drawingml/2006/wordprocessingDrawing" xmlns:w10="urn:schemas-microsoft-com:office:word" xmlns:w="http://schemas.openxmlformats.org/wordprocessingml/2006/main" xmlns:w14="http://schemas.microsoft.com/office/word/2010/wordml" xmlns:w15="http://schemas.microsoft.com/office/word/2012/wordml" xmlns:w16cex="http://schemas.microsoft.com/office/word/2018/wordml/cex" xmlns:w16cid="http://schemas.microsoft.com/office/word/2016/wordml/cid" xmlns:w16="http://schemas.microsoft.com/office/word/2018/wordml" xmlns:w16sdtdh="http://schemas.microsoft.com/office/word/2020/wordml/sdtdatahash" xmlns:w16se="http://schemas.microsoft.com/office/word/2015/wordml/symex" xmlns:wpg="http://schemas.microsoft.com/office/word/2010/wordprocessingGroup" xmlns:wpi="http://schemas.microsoft.com/office/word/2010/wordprocessingInk" xmlns:wne="http://schemas.microsoft.com/office/word/2006/wordml" xmlns:wps="http://schemas.microsoft.com/office/word/2010/wordprocessingShape" mc:Ignorable="w14 w15 w16se w16cid w16 w16cex w16sdtdh wp14">
+<w:endnotes xmlns:wpc="http://schemas.microsoft.com/office/word/2010/wordprocessingCanvas" xmlns:cx="http://schemas.microsoft.com/office/drawing/2014/chartex" xmlns:cx1="http://schemas.microsoft.com/office/drawing/2015/9/8/chartex" xmlns:cx2="http://schemas.microsoft.com/office/drawing/2015/10/21/chartex" xmlns:cx3="http://schemas.microsoft.com/office/drawing/2016/5/9/chartex" xmlns:cx4="http://schemas.microsoft.com/office/drawing/2016/5/10/chartex" xmlns:cx5="http://schemas.microsoft.com/office/drawing/2016/5/11/chartex" xmlns:cx6="http://schemas.microsoft.com/office/drawing/2016/5/12/chartex" xmlns:cx7="http://schemas.microsoft.com/office/drawing/2016/5/13/chartex" xmlns:cx8="http://schemas.microsoft.com/office/drawing/2016/5/14/chartex" xmlns:mc="http://schemas.openxmlformats.org/markup-compatibility/2006" xmlns:aink="http://schemas.microsoft.com/office/drawing/2016/ink" xmlns:am3d="http://schemas.microsoft.com/office/drawing/2017/model3d" xmlns:o="urn:schemas-microsoft-com:office:office" xmlns:oel="http://schemas.microsoft.com/office/2019/extlst" xmlns:r="http://schemas.openxmlformats.org/officeDocument/2006/relationships" xmlns:m="http://schemas.openxmlformats.org/officeDocument/2006/math" xmlns:v="urn:schemas-microsoft-com:vml" xmlns:wp14="http://schemas.microsoft.com/office/word/2010/wordprocessingDrawing" xmlns:wp="http://schemas.openxmlformats.org/drawingml/2006/wordprocessingDrawing" xmlns:w10="urn:schemas-microsoft-com:office:word" xmlns:w="http://schemas.openxmlformats.org/wordprocessingml/2006/main" xmlns:w14="http://schemas.microsoft.com/office/word/2010/wordml" xmlns:w15="http://schemas.microsoft.com/office/word/2012/wordml" xmlns:w16cex="http://schemas.microsoft.com/office/word/2018/wordml/cex" xmlns:w16cid="http://schemas.microsoft.com/office/word/2016/wordml/cid" xmlns:w16="http://schemas.microsoft.com/office/word/2018/wordml" xmlns:w16du="http://schemas.microsoft.com/office/word/2023/wordml/word16du" xmlns:w16sdtdh="http://schemas.microsoft.com/office/word/2020/wordml/sdtdatahash" xmlns:w16sdtfl="http://schemas.microsoft.com/office/word/2024/wordml/sdtformatlock" xmlns:w16se="http://schemas.microsoft.com/office/word/2015/wordml/symex" xmlns:wpg="http://schemas.microsoft.com/office/word/2010/wordprocessingGroup" xmlns:wpi="http://schemas.microsoft.com/office/word/2010/wordprocessingInk" xmlns:wne="http://schemas.microsoft.com/office/word/2006/wordml" xmlns:wps="http://schemas.microsoft.com/office/word/2010/wordprocessingShape" mc:Ignorable="w14 w15 w16se w16cid w16 w16cex w16sdtdh w16sdtfl w16du wp14">
   <w:endnote w:type="separator" w:id="-1">
     <w:p>
       <w:pPr>
@@ -3328,7 +3272,7 @@
 </file>
 
 <file path=word/footer1.xml><?xml version="1.0" encoding="utf-8"?>
-<w:ftr xmlns:wpc="http://schemas.microsoft.com/office/word/2010/wordprocessingCanvas" xmlns:cx="http://schemas.microsoft.com/office/drawing/2014/chartex" xmlns:cx1="http://schemas.microsoft.com/office/drawing/2015/9/8/chartex" xmlns:cx2="http://schemas.microsoft.com/office/drawing/2015/10/21/chartex" xmlns:cx3="http://schemas.microsoft.com/office/drawing/2016/5/9/chartex" xmlns:cx4="http://schemas.microsoft.com/office/drawing/2016/5/10/chartex" xmlns:cx5="http://schemas.microsoft.com/office/drawing/2016/5/11/chartex" xmlns:cx6="http://schemas.microsoft.com/office/drawing/2016/5/12/chartex" xmlns:cx7="http://schemas.microsoft.com/office/drawing/2016/5/13/chartex" xmlns:cx8="http://schemas.microsoft.com/office/drawing/2016/5/14/chartex" xmlns:mc="http://schemas.openxmlformats.org/markup-compatibility/2006" xmlns:aink="http://schemas.microsoft.com/office/drawing/2016/ink" xmlns:am3d="http://schemas.microsoft.com/office/drawing/2017/model3d" xmlns:o="urn:schemas-microsoft-com:office:office" xmlns:r="http://schemas.openxmlformats.org/officeDocument/2006/relationships" xmlns:m="http://schemas.openxmlformats.org/officeDocument/2006/math" xmlns:v="urn:schemas-microsoft-com:vml" xmlns:wp14="http://schemas.microsoft.com/office/word/2010/wordprocessingDrawing" xmlns:wp="http://schemas.openxmlformats.org/drawingml/2006/wordprocessingDrawing" xmlns:w10="urn:schemas-microsoft-com:office:word" xmlns:w="http://schemas.openxmlformats.org/wordprocessingml/2006/main" xmlns:w14="http://schemas.microsoft.com/office/word/2010/wordml" xmlns:w15="http://schemas.microsoft.com/office/word/2012/wordml" xmlns:w16cex="http://schemas.microsoft.com/office/word/2018/wordml/cex" xmlns:w16cid="http://schemas.microsoft.com/office/word/2016/wordml/cid" xmlns:w16="http://schemas.microsoft.com/office/word/2018/wordml" xmlns:w16sdtdh="http://schemas.microsoft.com/office/word/2020/wordml/sdtdatahash" xmlns:w16se="http://schemas.microsoft.com/office/word/2015/wordml/symex" xmlns:wpg="http://schemas.microsoft.com/office/word/2010/wordprocessingGroup" xmlns:wpi="http://schemas.microsoft.com/office/word/2010/wordprocessingInk" xmlns:wne="http://schemas.microsoft.com/office/word/2006/wordml" xmlns:wps="http://schemas.microsoft.com/office/word/2010/wordprocessingShape" mc:Ignorable="w14 w15 w16se w16cid w16 w16cex w16sdtdh wp14">
+<w:ftr xmlns:wpc="http://schemas.microsoft.com/office/word/2010/wordprocessingCanvas" xmlns:cx="http://schemas.microsoft.com/office/drawing/2014/chartex" xmlns:cx1="http://schemas.microsoft.com/office/drawing/2015/9/8/chartex" xmlns:cx2="http://schemas.microsoft.com/office/drawing/2015/10/21/chartex" xmlns:cx3="http://schemas.microsoft.com/office/drawing/2016/5/9/chartex" xmlns:cx4="http://schemas.microsoft.com/office/drawing/2016/5/10/chartex" xmlns:cx5="http://schemas.microsoft.com/office/drawing/2016/5/11/chartex" xmlns:cx6="http://schemas.microsoft.com/office/drawing/2016/5/12/chartex" xmlns:cx7="http://schemas.microsoft.com/office/drawing/2016/5/13/chartex" xmlns:cx8="http://schemas.microsoft.com/office/drawing/2016/5/14/chartex" xmlns:mc="http://schemas.openxmlformats.org/markup-compatibility/2006" xmlns:aink="http://schemas.microsoft.com/office/drawing/2016/ink" xmlns:am3d="http://schemas.microsoft.com/office/drawing/2017/model3d" xmlns:o="urn:schemas-microsoft-com:office:office" xmlns:oel="http://schemas.microsoft.com/office/2019/extlst" xmlns:r="http://schemas.openxmlformats.org/officeDocument/2006/relationships" xmlns:m="http://schemas.openxmlformats.org/officeDocument/2006/math" xmlns:v="urn:schemas-microsoft-com:vml" xmlns:wp14="http://schemas.microsoft.com/office/word/2010/wordprocessingDrawing" xmlns:wp="http://schemas.openxmlformats.org/drawingml/2006/wordprocessingDrawing" xmlns:w10="urn:schemas-microsoft-com:office:word" xmlns:w="http://schemas.openxmlformats.org/wordprocessingml/2006/main" xmlns:w14="http://schemas.microsoft.com/office/word/2010/wordml" xmlns:w15="http://schemas.microsoft.com/office/word/2012/wordml" xmlns:w16cex="http://schemas.microsoft.com/office/word/2018/wordml/cex" xmlns:w16cid="http://schemas.microsoft.com/office/word/2016/wordml/cid" xmlns:w16="http://schemas.microsoft.com/office/word/2018/wordml" xmlns:w16du="http://schemas.microsoft.com/office/word/2023/wordml/word16du" xmlns:w16sdtdh="http://schemas.microsoft.com/office/word/2020/wordml/sdtdatahash" xmlns:w16sdtfl="http://schemas.microsoft.com/office/word/2024/wordml/sdtformatlock" xmlns:w16se="http://schemas.microsoft.com/office/word/2015/wordml/symex" xmlns:wpg="http://schemas.microsoft.com/office/word/2010/wordprocessingGroup" xmlns:wpi="http://schemas.microsoft.com/office/word/2010/wordprocessingInk" xmlns:wne="http://schemas.microsoft.com/office/word/2006/wordml" xmlns:wps="http://schemas.microsoft.com/office/word/2010/wordprocessingShape" mc:Ignorable="w14 w15 w16se w16cid w16 w16cex w16sdtdh w16sdtfl w16du wp14">
   <w:p>
     <w:pPr>
       <w:pStyle w:val="Piedepgina"/>
@@ -3393,7 +3337,7 @@
 </file>
 
 <file path=word/footer2.xml><?xml version="1.0" encoding="utf-8"?>
-<w:ftr xmlns:wpc="http://schemas.microsoft.com/office/word/2010/wordprocessingCanvas" xmlns:cx="http://schemas.microsoft.com/office/drawing/2014/chartex" xmlns:cx1="http://schemas.microsoft.com/office/drawing/2015/9/8/chartex" xmlns:cx2="http://schemas.microsoft.com/office/drawing/2015/10/21/chartex" xmlns:cx3="http://schemas.microsoft.com/office/drawing/2016/5/9/chartex" xmlns:cx4="http://schemas.microsoft.com/office/drawing/2016/5/10/chartex" xmlns:cx5="http://schemas.microsoft.com/office/drawing/2016/5/11/chartex" xmlns:cx6="http://schemas.microsoft.com/office/drawing/2016/5/12/chartex" xmlns:cx7="http://schemas.microsoft.com/office/drawing/2016/5/13/chartex" xmlns:cx8="http://schemas.microsoft.com/office/drawing/2016/5/14/chartex" xmlns:mc="http://schemas.openxmlformats.org/markup-compatibility/2006" xmlns:aink="http://schemas.microsoft.com/office/drawing/2016/ink" xmlns:am3d="http://schemas.microsoft.com/office/drawing/2017/model3d" xmlns:o="urn:schemas-microsoft-com:office:office" xmlns:r="http://schemas.openxmlformats.org/officeDocument/2006/relationships" xmlns:m="http://schemas.openxmlformats.org/officeDocument/2006/math" xmlns:v="urn:schemas-microsoft-com:vml" xmlns:wp14="http://schemas.microsoft.com/office/word/2010/wordprocessingDrawing" xmlns:wp="http://schemas.openxmlformats.org/drawingml/2006/wordprocessingDrawing" xmlns:w10="urn:schemas-microsoft-com:office:word" xmlns:w="http://schemas.openxmlformats.org/wordprocessingml/2006/main" xmlns:w14="http://schemas.microsoft.com/office/word/2010/wordml" xmlns:w15="http://schemas.microsoft.com/office/word/2012/wordml" xmlns:w16cex="http://schemas.microsoft.com/office/word/2018/wordml/cex" xmlns:w16cid="http://schemas.microsoft.com/office/word/2016/wordml/cid" xmlns:w16="http://schemas.microsoft.com/office/word/2018/wordml" xmlns:w16sdtdh="http://schemas.microsoft.com/office/word/2020/wordml/sdtdatahash" xmlns:w16se="http://schemas.microsoft.com/office/word/2015/wordml/symex" xmlns:wpg="http://schemas.microsoft.com/office/word/2010/wordprocessingGroup" xmlns:wpi="http://schemas.microsoft.com/office/word/2010/wordprocessingInk" xmlns:wne="http://schemas.microsoft.com/office/word/2006/wordml" xmlns:wps="http://schemas.microsoft.com/office/word/2010/wordprocessingShape" mc:Ignorable="w14 w15 w16se w16cid w16 w16cex w16sdtdh wp14">
+<w:ftr xmlns:wpc="http://schemas.microsoft.com/office/word/2010/wordprocessingCanvas" xmlns:cx="http://schemas.microsoft.com/office/drawing/2014/chartex" xmlns:cx1="http://schemas.microsoft.com/office/drawing/2015/9/8/chartex" xmlns:cx2="http://schemas.microsoft.com/office/drawing/2015/10/21/chartex" xmlns:cx3="http://schemas.microsoft.com/office/drawing/2016/5/9/chartex" xmlns:cx4="http://schemas.microsoft.com/office/drawing/2016/5/10/chartex" xmlns:cx5="http://schemas.microsoft.com/office/drawing/2016/5/11/chartex" xmlns:cx6="http://schemas.microsoft.com/office/drawing/2016/5/12/chartex" xmlns:cx7="http://schemas.microsoft.com/office/drawing/2016/5/13/chartex" xmlns:cx8="http://schemas.microsoft.com/office/drawing/2016/5/14/chartex" xmlns:mc="http://schemas.openxmlformats.org/markup-compatibility/2006" xmlns:aink="http://schemas.microsoft.com/office/drawing/2016/ink" xmlns:am3d="http://schemas.microsoft.com/office/drawing/2017/model3d" xmlns:o="urn:schemas-microsoft-com:office:office" xmlns:oel="http://schemas.microsoft.com/office/2019/extlst" xmlns:r="http://schemas.openxmlformats.org/officeDocument/2006/relationships" xmlns:m="http://schemas.openxmlformats.org/officeDocument/2006/math" xmlns:v="urn:schemas-microsoft-com:vml" xmlns:wp14="http://schemas.microsoft.com/office/word/2010/wordprocessingDrawing" xmlns:wp="http://schemas.openxmlformats.org/drawingml/2006/wordprocessingDrawing" xmlns:w10="urn:schemas-microsoft-com:office:word" xmlns:w="http://schemas.openxmlformats.org/wordprocessingml/2006/main" xmlns:w14="http://schemas.microsoft.com/office/word/2010/wordml" xmlns:w15="http://schemas.microsoft.com/office/word/2012/wordml" xmlns:w16cex="http://schemas.microsoft.com/office/word/2018/wordml/cex" xmlns:w16cid="http://schemas.microsoft.com/office/word/2016/wordml/cid" xmlns:w16="http://schemas.microsoft.com/office/word/2018/wordml" xmlns:w16du="http://schemas.microsoft.com/office/word/2023/wordml/word16du" xmlns:w16sdtdh="http://schemas.microsoft.com/office/word/2020/wordml/sdtdatahash" xmlns:w16sdtfl="http://schemas.microsoft.com/office/word/2024/wordml/sdtformatlock" xmlns:w16se="http://schemas.microsoft.com/office/word/2015/wordml/symex" xmlns:wpg="http://schemas.microsoft.com/office/word/2010/wordprocessingGroup" xmlns:wpi="http://schemas.microsoft.com/office/word/2010/wordprocessingInk" xmlns:wne="http://schemas.microsoft.com/office/word/2006/wordml" xmlns:wps="http://schemas.microsoft.com/office/word/2010/wordprocessingShape" mc:Ignorable="w14 w15 w16se w16cid w16 w16cex w16sdtdh w16sdtfl w16du wp14">
   <w:p>
     <w:pPr>
       <w:pStyle w:val="Piedepgina"/>
@@ -3539,7 +3483,7 @@
 </file>
 
 <file path=word/footnotes.xml><?xml version="1.0" encoding="utf-8"?>
-<w:footnotes xmlns:wpc="http://schemas.microsoft.com/office/word/2010/wordprocessingCanvas" xmlns:cx="http://schemas.microsoft.com/office/drawing/2014/chartex" xmlns:cx1="http://schemas.microsoft.com/office/drawing/2015/9/8/chartex" xmlns:cx2="http://schemas.microsoft.com/office/drawing/2015/10/21/chartex" xmlns:cx3="http://schemas.microsoft.com/office/drawing/2016/5/9/chartex" xmlns:cx4="http://schemas.microsoft.com/office/drawing/2016/5/10/chartex" xmlns:cx5="http://schemas.microsoft.com/office/drawing/2016/5/11/chartex" xmlns:cx6="http://schemas.microsoft.com/office/drawing/2016/5/12/chartex" xmlns:cx7="http://schemas.microsoft.com/office/drawing/2016/5/13/chartex" xmlns:cx8="http://schemas.microsoft.com/office/drawing/2016/5/14/chartex" xmlns:mc="http://schemas.openxmlformats.org/markup-compatibility/2006" xmlns:aink="http://schemas.microsoft.com/office/drawing/2016/ink" xmlns:am3d="http://schemas.microsoft.com/office/drawing/2017/model3d" xmlns:o="urn:schemas-microsoft-com:office:office" xmlns:r="http://schemas.openxmlformats.org/officeDocument/2006/relationships" xmlns:m="http://schemas.openxmlformats.org/officeDocument/2006/math" xmlns:v="urn:schemas-microsoft-com:vml" xmlns:wp14="http://schemas.microsoft.com/office/word/2010/wordprocessingDrawing" xmlns:wp="http://schemas.openxmlformats.org/drawingml/2006/wordprocessingDrawing" xmlns:w10="urn:schemas-microsoft-com:office:word" xmlns:w="http://schemas.openxmlformats.org/wordprocessingml/2006/main" xmlns:w14="http://schemas.microsoft.com/office/word/2010/wordml" xmlns:w15="http://schemas.microsoft.com/office/word/2012/wordml" xmlns:w16cex="http://schemas.microsoft.com/office/word/2018/wordml/cex" xmlns:w16cid="http://schemas.microsoft.com/office/word/2016/wordml/cid" xmlns:w16="http://schemas.microsoft.com/office/word/2018/wordml" xmlns:w16sdtdh="http://schemas.microsoft.com/office/word/2020/wordml/sdtdatahash" xmlns:w16se="http://schemas.microsoft.com/office/word/2015/wordml/symex" xmlns:wpg="http://schemas.microsoft.com/office/word/2010/wordprocessingGroup" xmlns:wpi="http://schemas.microsoft.com/office/word/2010/wordprocessingInk" xmlns:wne="http://schemas.microsoft.com/office/word/2006/wordml" xmlns:wps="http://schemas.microsoft.com/office/word/2010/wordprocessingShape" mc:Ignorable="w14 w15 w16se w16cid w16 w16cex w16sdtdh wp14">
+<w:footnotes xmlns:wpc="http://schemas.microsoft.com/office/word/2010/wordprocessingCanvas" xmlns:cx="http://schemas.microsoft.com/office/drawing/2014/chartex" xmlns:cx1="http://schemas.microsoft.com/office/drawing/2015/9/8/chartex" xmlns:cx2="http://schemas.microsoft.com/office/drawing/2015/10/21/chartex" xmlns:cx3="http://schemas.microsoft.com/office/drawing/2016/5/9/chartex" xmlns:cx4="http://schemas.microsoft.com/office/drawing/2016/5/10/chartex" xmlns:cx5="http://schemas.microsoft.com/office/drawing/2016/5/11/chartex" xmlns:cx6="http://schemas.microsoft.com/office/drawing/2016/5/12/chartex" xmlns:cx7="http://schemas.microsoft.com/office/drawing/2016/5/13/chartex" xmlns:cx8="http://schemas.microsoft.com/office/drawing/2016/5/14/chartex" xmlns:mc="http://schemas.openxmlformats.org/markup-compatibility/2006" xmlns:aink="http://schemas.microsoft.com/office/drawing/2016/ink" xmlns:am3d="http://schemas.microsoft.com/office/drawing/2017/model3d" xmlns:o="urn:schemas-microsoft-com:office:office" xmlns:oel="http://schemas.microsoft.com/office/2019/extlst" xmlns:r="http://schemas.openxmlformats.org/officeDocument/2006/relationships" xmlns:m="http://schemas.openxmlformats.org/officeDocument/2006/math" xmlns:v="urn:schemas-microsoft-com:vml" xmlns:wp14="http://schemas.microsoft.com/office/word/2010/wordprocessingDrawing" xmlns:wp="http://schemas.openxmlformats.org/drawingml/2006/wordprocessingDrawing" xmlns:w10="urn:schemas-microsoft-com:office:word" xmlns:w="http://schemas.openxmlformats.org/wordprocessingml/2006/main" xmlns:w14="http://schemas.microsoft.com/office/word/2010/wordml" xmlns:w15="http://schemas.microsoft.com/office/word/2012/wordml" xmlns:w16cex="http://schemas.microsoft.com/office/word/2018/wordml/cex" xmlns:w16cid="http://schemas.microsoft.com/office/word/2016/wordml/cid" xmlns:w16="http://schemas.microsoft.com/office/word/2018/wordml" xmlns:w16du="http://schemas.microsoft.com/office/word/2023/wordml/word16du" xmlns:w16sdtdh="http://schemas.microsoft.com/office/word/2020/wordml/sdtdatahash" xmlns:w16sdtfl="http://schemas.microsoft.com/office/word/2024/wordml/sdtformatlock" xmlns:w16se="http://schemas.microsoft.com/office/word/2015/wordml/symex" xmlns:wpg="http://schemas.microsoft.com/office/word/2010/wordprocessingGroup" xmlns:wpi="http://schemas.microsoft.com/office/word/2010/wordprocessingInk" xmlns:wne="http://schemas.microsoft.com/office/word/2006/wordml" xmlns:wps="http://schemas.microsoft.com/office/word/2010/wordprocessingShape" mc:Ignorable="w14 w15 w16se w16cid w16 w16cex w16sdtdh w16sdtfl w16du wp14">
   <w:footnote w:type="separator" w:id="-1">
     <w:p>
       <w:pPr>
@@ -3566,7 +3510,7 @@
 </file>
 
 <file path=word/numbering.xml><?xml version="1.0" encoding="utf-8"?>
-<w:numbering xmlns:wpc="http://schemas.microsoft.com/office/word/2010/wordprocessingCanvas" xmlns:cx="http://schemas.microsoft.com/office/drawing/2014/chartex" xmlns:cx1="http://schemas.microsoft.com/office/drawing/2015/9/8/chartex" xmlns:cx2="http://schemas.microsoft.com/office/drawing/2015/10/21/chartex" xmlns:cx3="http://schemas.microsoft.com/office/drawing/2016/5/9/chartex" xmlns:cx4="http://schemas.microsoft.com/office/drawing/2016/5/10/chartex" xmlns:cx5="http://schemas.microsoft.com/office/drawing/2016/5/11/chartex" xmlns:cx6="http://schemas.microsoft.com/office/drawing/2016/5/12/chartex" xmlns:cx7="http://schemas.microsoft.com/office/drawing/2016/5/13/chartex" xmlns:cx8="http://schemas.microsoft.com/office/drawing/2016/5/14/chartex" xmlns:mc="http://schemas.openxmlformats.org/markup-compatibility/2006" xmlns:aink="http://schemas.microsoft.com/office/drawing/2016/ink" xmlns:am3d="http://schemas.microsoft.com/office/drawing/2017/model3d" xmlns:o="urn:schemas-microsoft-com:office:office" xmlns:r="http://schemas.openxmlformats.org/officeDocument/2006/relationships" xmlns:m="http://schemas.openxmlformats.org/officeDocument/2006/math" xmlns:v="urn:schemas-microsoft-com:vml" xmlns:wp14="http://schemas.microsoft.com/office/word/2010/wordprocessingDrawing" xmlns:wp="http://schemas.openxmlformats.org/drawingml/2006/wordprocessingDrawing" xmlns:w10="urn:schemas-microsoft-com:office:word" xmlns:w="http://schemas.openxmlformats.org/wordprocessingml/2006/main" xmlns:w14="http://schemas.microsoft.com/office/word/2010/wordml" xmlns:w15="http://schemas.microsoft.com/office/word/2012/wordml" xmlns:w16cex="http://schemas.microsoft.com/office/word/2018/wordml/cex" xmlns:w16cid="http://schemas.microsoft.com/office/word/2016/wordml/cid" xmlns:w16="http://schemas.microsoft.com/office/word/2018/wordml" xmlns:w16sdtdh="http://schemas.microsoft.com/office/word/2020/wordml/sdtdatahash" xmlns:w16se="http://schemas.microsoft.com/office/word/2015/wordml/symex" xmlns:wpg="http://schemas.microsoft.com/office/word/2010/wordprocessingGroup" xmlns:wpi="http://schemas.microsoft.com/office/word/2010/wordprocessingInk" xmlns:wne="http://schemas.microsoft.com/office/word/2006/wordml" xmlns:wps="http://schemas.microsoft.com/office/word/2010/wordprocessingShape" mc:Ignorable="w14 w15 w16se w16cid w16 w16cex w16sdtdh wp14">
+<w:numbering xmlns:wpc="http://schemas.microsoft.com/office/word/2010/wordprocessingCanvas" xmlns:cx="http://schemas.microsoft.com/office/drawing/2014/chartex" xmlns:cx1="http://schemas.microsoft.com/office/drawing/2015/9/8/chartex" xmlns:cx2="http://schemas.microsoft.com/office/drawing/2015/10/21/chartex" xmlns:cx3="http://schemas.microsoft.com/office/drawing/2016/5/9/chartex" xmlns:cx4="http://schemas.microsoft.com/office/drawing/2016/5/10/chartex" xmlns:cx5="http://schemas.microsoft.com/office/drawing/2016/5/11/chartex" xmlns:cx6="http://schemas.microsoft.com/office/drawing/2016/5/12/chartex" xmlns:cx7="http://schemas.microsoft.com/office/drawing/2016/5/13/chartex" xmlns:cx8="http://schemas.microsoft.com/office/drawing/2016/5/14/chartex" xmlns:mc="http://schemas.openxmlformats.org/markup-compatibility/2006" xmlns:aink="http://schemas.microsoft.com/office/drawing/2016/ink" xmlns:am3d="http://schemas.microsoft.com/office/drawing/2017/model3d" xmlns:o="urn:schemas-microsoft-com:office:office" xmlns:oel="http://schemas.microsoft.com/office/2019/extlst" xmlns:r="http://schemas.openxmlformats.org/officeDocument/2006/relationships" xmlns:m="http://schemas.openxmlformats.org/officeDocument/2006/math" xmlns:v="urn:schemas-microsoft-com:vml" xmlns:wp14="http://schemas.microsoft.com/office/word/2010/wordprocessingDrawing" xmlns:wp="http://schemas.openxmlformats.org/drawingml/2006/wordprocessingDrawing" xmlns:w10="urn:schemas-microsoft-com:office:word" xmlns:w="http://schemas.openxmlformats.org/wordprocessingml/2006/main" xmlns:w14="http://schemas.microsoft.com/office/word/2010/wordml" xmlns:w15="http://schemas.microsoft.com/office/word/2012/wordml" xmlns:w16cex="http://schemas.microsoft.com/office/word/2018/wordml/cex" xmlns:w16cid="http://schemas.microsoft.com/office/word/2016/wordml/cid" xmlns:w16="http://schemas.microsoft.com/office/word/2018/wordml" xmlns:w16du="http://schemas.microsoft.com/office/word/2023/wordml/word16du" xmlns:w16sdtdh="http://schemas.microsoft.com/office/word/2020/wordml/sdtdatahash" xmlns:w16sdtfl="http://schemas.microsoft.com/office/word/2024/wordml/sdtformatlock" xmlns:w16se="http://schemas.microsoft.com/office/word/2015/wordml/symex" xmlns:wpg="http://schemas.microsoft.com/office/word/2010/wordprocessingGroup" xmlns:wpi="http://schemas.microsoft.com/office/word/2010/wordprocessingInk" xmlns:wne="http://schemas.microsoft.com/office/word/2006/wordml" xmlns:wps="http://schemas.microsoft.com/office/word/2010/wordprocessingShape" mc:Ignorable="w14 w15 w16se w16cid w16 w16cex w16sdtdh w16sdtfl w16du wp14">
   <w:abstractNum w:abstractNumId="0" w15:restartNumberingAfterBreak="0">
     <w:nsid w:val="FFFFFF7C"/>
     <w:multiLevelType w:val="singleLevel"/>
@@ -3652,26 +3596,26 @@
       </w:pPr>
     </w:lvl>
   </w:abstractNum>
-  <w:num w:numId="1">
+  <w:num w:numId="1" w16cid:durableId="2141990072">
     <w:abstractNumId w:val="4"/>
   </w:num>
-  <w:num w:numId="2">
+  <w:num w:numId="2" w16cid:durableId="721297523">
     <w:abstractNumId w:val="3"/>
   </w:num>
-  <w:num w:numId="3">
+  <w:num w:numId="3" w16cid:durableId="242880783">
     <w:abstractNumId w:val="2"/>
   </w:num>
-  <w:num w:numId="4">
+  <w:num w:numId="4" w16cid:durableId="883104738">
     <w:abstractNumId w:val="1"/>
   </w:num>
-  <w:num w:numId="5">
+  <w:num w:numId="5" w16cid:durableId="278533022">
     <w:abstractNumId w:val="0"/>
   </w:num>
 </w:numbering>
 </file>
 
 <file path=word/styles.xml><?xml version="1.0" encoding="utf-8"?>
-<w:styles xmlns:mc="http://schemas.openxmlformats.org/markup-compatibility/2006" xmlns:r="http://schemas.openxmlformats.org/officeDocument/2006/relationships" xmlns:w="http://schemas.openxmlformats.org/wordprocessingml/2006/main" xmlns:w14="http://schemas.microsoft.com/office/word/2010/wordml" xmlns:w15="http://schemas.microsoft.com/office/word/2012/wordml" xmlns:w16cex="http://schemas.microsoft.com/office/word/2018/wordml/cex" xmlns:w16cid="http://schemas.microsoft.com/office/word/2016/wordml/cid" xmlns:w16="http://schemas.microsoft.com/office/word/2018/wordml" xmlns:w16sdtdh="http://schemas.microsoft.com/office/word/2020/wordml/sdtdatahash" xmlns:w16se="http://schemas.microsoft.com/office/word/2015/wordml/symex" mc:Ignorable="w14 w15 w16se w16cid w16 w16cex w16sdtdh">
+<w:styles xmlns:mc="http://schemas.openxmlformats.org/markup-compatibility/2006" xmlns:r="http://schemas.openxmlformats.org/officeDocument/2006/relationships" xmlns:w="http://schemas.openxmlformats.org/wordprocessingml/2006/main" xmlns:w14="http://schemas.microsoft.com/office/word/2010/wordml" xmlns:w15="http://schemas.microsoft.com/office/word/2012/wordml" xmlns:w16cex="http://schemas.microsoft.com/office/word/2018/wordml/cex" xmlns:w16cid="http://schemas.microsoft.com/office/word/2016/wordml/cid" xmlns:w16="http://schemas.microsoft.com/office/word/2018/wordml" xmlns:w16du="http://schemas.microsoft.com/office/word/2023/wordml/word16du" xmlns:w16sdtdh="http://schemas.microsoft.com/office/word/2020/wordml/sdtdatahash" xmlns:w16sdtfl="http://schemas.microsoft.com/office/word/2024/wordml/sdtformatlock" xmlns:w16se="http://schemas.microsoft.com/office/word/2015/wordml/symex" mc:Ignorable="w14 w15 w16se w16cid w16 w16cex w16sdtdh w16sdtfl w16du">
   <w:docDefaults>
     <w:rPrDefault>
       <w:rPr>
@@ -4530,7 +4474,7 @@
       <w:szCs w:val="18"/>
     </w:rPr>
   </w:style>
-  <w:style w:type="character" w:styleId="Textoennegrita">
+  <w:style w:type="character" w:styleId="Fuerte">
     <w:name w:val="Strong"/>
     <w:basedOn w:val="Fuentedeprrafopredeter"/>
     <w:uiPriority w:val="4"/>
@@ -5232,7 +5176,7 @@
 </file>
 
 <file path=word/glossary/document.xml><?xml version="1.0" encoding="utf-8"?>
-<w:glossaryDocument xmlns:wpc="http://schemas.microsoft.com/office/word/2010/wordprocessingCanvas" xmlns:cx="http://schemas.microsoft.com/office/drawing/2014/chartex" xmlns:cx1="http://schemas.microsoft.com/office/drawing/2015/9/8/chartex" xmlns:cx2="http://schemas.microsoft.com/office/drawing/2015/10/21/chartex" xmlns:cx3="http://schemas.microsoft.com/office/drawing/2016/5/9/chartex" xmlns:cx4="http://schemas.microsoft.com/office/drawing/2016/5/10/chartex" xmlns:cx5="http://schemas.microsoft.com/office/drawing/2016/5/11/chartex" xmlns:cx6="http://schemas.microsoft.com/office/drawing/2016/5/12/chartex" xmlns:cx7="http://schemas.microsoft.com/office/drawing/2016/5/13/chartex" xmlns:cx8="http://schemas.microsoft.com/office/drawing/2016/5/14/chartex" xmlns:mc="http://schemas.openxmlformats.org/markup-compatibility/2006" xmlns:aink="http://schemas.microsoft.com/office/drawing/2016/ink" xmlns:am3d="http://schemas.microsoft.com/office/drawing/2017/model3d" xmlns:o="urn:schemas-microsoft-com:office:office" xmlns:r="http://schemas.openxmlformats.org/officeDocument/2006/relationships" xmlns:m="http://schemas.openxmlformats.org/officeDocument/2006/math" xmlns:v="urn:schemas-microsoft-com:vml" xmlns:wp14="http://schemas.microsoft.com/office/word/2010/wordprocessingDrawing" xmlns:wp="http://schemas.openxmlformats.org/drawingml/2006/wordprocessingDrawing" xmlns:w10="urn:schemas-microsoft-com:office:word" xmlns:w="http://schemas.openxmlformats.org/wordprocessingml/2006/main" xmlns:w14="http://schemas.microsoft.com/office/word/2010/wordml" xmlns:w15="http://schemas.microsoft.com/office/word/2012/wordml" xmlns:w16cex="http://schemas.microsoft.com/office/word/2018/wordml/cex" xmlns:w16cid="http://schemas.microsoft.com/office/word/2016/wordml/cid" xmlns:w16="http://schemas.microsoft.com/office/word/2018/wordml" xmlns:w16sdtdh="http://schemas.microsoft.com/office/word/2020/wordml/sdtdatahash" xmlns:w16se="http://schemas.microsoft.com/office/word/2015/wordml/symex" xmlns:wpg="http://schemas.microsoft.com/office/word/2010/wordprocessingGroup" xmlns:wpi="http://schemas.microsoft.com/office/word/2010/wordprocessingInk" xmlns:wne="http://schemas.microsoft.com/office/word/2006/wordml" xmlns:wps="http://schemas.microsoft.com/office/word/2010/wordprocessingShape" mc:Ignorable="w14 w15 w16se w16cid w16 w16cex w16sdtdh wp14">
+<w:glossaryDocument xmlns:wpc="http://schemas.microsoft.com/office/word/2010/wordprocessingCanvas" xmlns:cx="http://schemas.microsoft.com/office/drawing/2014/chartex" xmlns:cx1="http://schemas.microsoft.com/office/drawing/2015/9/8/chartex" xmlns:cx2="http://schemas.microsoft.com/office/drawing/2015/10/21/chartex" xmlns:cx3="http://schemas.microsoft.com/office/drawing/2016/5/9/chartex" xmlns:cx4="http://schemas.microsoft.com/office/drawing/2016/5/10/chartex" xmlns:cx5="http://schemas.microsoft.com/office/drawing/2016/5/11/chartex" xmlns:cx6="http://schemas.microsoft.com/office/drawing/2016/5/12/chartex" xmlns:cx7="http://schemas.microsoft.com/office/drawing/2016/5/13/chartex" xmlns:cx8="http://schemas.microsoft.com/office/drawing/2016/5/14/chartex" xmlns:mc="http://schemas.openxmlformats.org/markup-compatibility/2006" xmlns:aink="http://schemas.microsoft.com/office/drawing/2016/ink" xmlns:am3d="http://schemas.microsoft.com/office/drawing/2017/model3d" xmlns:o="urn:schemas-microsoft-com:office:office" xmlns:oel="http://schemas.microsoft.com/office/2019/extlst" xmlns:r="http://schemas.openxmlformats.org/officeDocument/2006/relationships" xmlns:m="http://schemas.openxmlformats.org/officeDocument/2006/math" xmlns:v="urn:schemas-microsoft-com:vml" xmlns:wp14="http://schemas.microsoft.com/office/word/2010/wordprocessingDrawing" xmlns:wp="http://schemas.openxmlformats.org/drawingml/2006/wordprocessingDrawing" xmlns:w10="urn:schemas-microsoft-com:office:word" xmlns:w="http://schemas.openxmlformats.org/wordprocessingml/2006/main" xmlns:w14="http://schemas.microsoft.com/office/word/2010/wordml" xmlns:w15="http://schemas.microsoft.com/office/word/2012/wordml" xmlns:w16cex="http://schemas.microsoft.com/office/word/2018/wordml/cex" xmlns:w16cid="http://schemas.microsoft.com/office/word/2016/wordml/cid" xmlns:w16="http://schemas.microsoft.com/office/word/2018/wordml" xmlns:w16du="http://schemas.microsoft.com/office/word/2023/wordml/word16du" xmlns:w16sdtdh="http://schemas.microsoft.com/office/word/2020/wordml/sdtdatahash" xmlns:w16sdtfl="http://schemas.microsoft.com/office/word/2024/wordml/sdtformatlock" xmlns:w16se="http://schemas.microsoft.com/office/word/2015/wordml/symex" xmlns:wpg="http://schemas.microsoft.com/office/word/2010/wordprocessingGroup" xmlns:wpi="http://schemas.microsoft.com/office/word/2010/wordprocessingInk" xmlns:wne="http://schemas.microsoft.com/office/word/2006/wordml" xmlns:wps="http://schemas.microsoft.com/office/word/2010/wordprocessingShape" mc:Ignorable="w14 w15 w16se w16cid w16 w16cex w16sdtdh w16sdtfl w16du wp14">
   <w:docParts>
     <w:docPart>
       <w:docPartPr>
@@ -5297,16 +5241,14 @@
 </file>
 
 <file path=word/glossary/fontTable.xml><?xml version="1.0" encoding="utf-8"?>
-<w:fonts xmlns:mc="http://schemas.openxmlformats.org/markup-compatibility/2006" xmlns:r="http://schemas.openxmlformats.org/officeDocument/2006/relationships" xmlns:w="http://schemas.openxmlformats.org/wordprocessingml/2006/main" xmlns:w14="http://schemas.microsoft.com/office/word/2010/wordml" xmlns:w15="http://schemas.microsoft.com/office/word/2012/wordml" xmlns:w16cex="http://schemas.microsoft.com/office/word/2018/wordml/cex" xmlns:w16cid="http://schemas.microsoft.com/office/word/2016/wordml/cid" xmlns:w16="http://schemas.microsoft.com/office/word/2018/wordml" xmlns:w16sdtdh="http://schemas.microsoft.com/office/word/2020/wordml/sdtdatahash" xmlns:w16se="http://schemas.microsoft.com/office/word/2015/wordml/symex" mc:Ignorable="w14 w15 w16se w16cid w16 w16cex w16sdtdh">
+<w:fonts xmlns:mc="http://schemas.openxmlformats.org/markup-compatibility/2006" xmlns:r="http://schemas.openxmlformats.org/officeDocument/2006/relationships" xmlns:w="http://schemas.openxmlformats.org/wordprocessingml/2006/main" xmlns:w14="http://schemas.microsoft.com/office/word/2010/wordml" xmlns:w15="http://schemas.microsoft.com/office/word/2012/wordml" xmlns:w16cex="http://schemas.microsoft.com/office/word/2018/wordml/cex" xmlns:w16cid="http://schemas.microsoft.com/office/word/2016/wordml/cid" xmlns:w16="http://schemas.microsoft.com/office/word/2018/wordml" xmlns:w16du="http://schemas.microsoft.com/office/word/2023/wordml/word16du" xmlns:w16sdtdh="http://schemas.microsoft.com/office/word/2020/wordml/sdtdatahash" xmlns:w16sdtfl="http://schemas.microsoft.com/office/word/2024/wordml/sdtformatlock" xmlns:w16se="http://schemas.microsoft.com/office/word/2015/wordml/symex" mc:Ignorable="w14 w15 w16se w16cid w16 w16cex w16sdtdh w16sdtfl w16du">
   <w:font w:name="Franklin Gothic Book">
-    <w:panose1 w:val="020B0503020102020204"/>
     <w:charset w:val="00"/>
     <w:family w:val="swiss"/>
     <w:pitch w:val="variable"/>
     <w:sig w:usb0="00000287" w:usb1="00000000" w:usb2="00000000" w:usb3="00000000" w:csb0="0000009F" w:csb1="00000000"/>
   </w:font>
   <w:font w:name="MS Mincho">
-    <w:altName w:val="ＭＳ 明朝"/>
     <w:panose1 w:val="02020609040205080304"/>
     <w:charset w:val="80"/>
     <w:family w:val="modern"/>
@@ -5335,7 +5277,6 @@
     <w:sig w:usb0="00000001" w:usb1="080E0000" w:usb2="00000010" w:usb3="00000000" w:csb0="00040000" w:csb1="00000000"/>
   </w:font>
   <w:font w:name="STKaiti">
-    <w:altName w:val="华文楷体"/>
     <w:charset w:val="86"/>
     <w:family w:val="auto"/>
     <w:pitch w:val="variable"/>
@@ -5362,30 +5303,26 @@
     <w:pitch w:val="variable"/>
     <w:sig w:usb0="00000003" w:usb1="00000000" w:usb2="00000000" w:usb3="00000000" w:csb0="00000001" w:csb1="00000000"/>
   </w:font>
-  <w:font w:name="Calibri">
-    <w:panose1 w:val="020F0502020204030204"/>
+  <w:font w:name="Aptos">
     <w:charset w:val="00"/>
     <w:family w:val="swiss"/>
     <w:pitch w:val="variable"/>
-    <w:sig w:usb0="E4002EFF" w:usb1="C000247B" w:usb2="00000009" w:usb3="00000000" w:csb0="000001FF" w:csb1="00000000"/>
+    <w:sig w:usb0="20000287" w:usb1="00000003" w:usb2="00000000" w:usb3="00000000" w:csb0="0000019F" w:csb1="00000000"/>
   </w:font>
   <w:font w:name="DengXian">
-    <w:altName w:val="等线"/>
     <w:panose1 w:val="02010600030101010101"/>
     <w:charset w:val="86"/>
     <w:family w:val="auto"/>
     <w:pitch w:val="variable"/>
     <w:sig w:usb0="A00002BF" w:usb1="38CF7CFA" w:usb2="00000016" w:usb3="00000000" w:csb0="0004000F" w:csb1="00000000"/>
   </w:font>
-  <w:font w:name="Calibri Light">
-    <w:panose1 w:val="020F0302020204030204"/>
+  <w:font w:name="Aptos Display">
     <w:charset w:val="00"/>
     <w:family w:val="swiss"/>
     <w:pitch w:val="variable"/>
-    <w:sig w:usb0="E4002EFF" w:usb1="C000247B" w:usb2="00000009" w:usb3="00000000" w:csb0="000001FF" w:csb1="00000000"/>
+    <w:sig w:usb0="20000287" w:usb1="00000003" w:usb2="00000000" w:usb3="00000000" w:csb0="0000019F" w:csb1="00000000"/>
   </w:font>
   <w:font w:name="DengXian Light">
-    <w:altName w:val="等线 Light"/>
     <w:charset w:val="86"/>
     <w:family w:val="auto"/>
     <w:pitch w:val="variable"/>
@@ -5395,7 +5332,7 @@
 </file>
 
 <file path=word/glossary/settings.xml><?xml version="1.0" encoding="utf-8"?>
-<w:settings xmlns:mc="http://schemas.openxmlformats.org/markup-compatibility/2006" xmlns:o="urn:schemas-microsoft-com:office:office" xmlns:r="http://schemas.openxmlformats.org/officeDocument/2006/relationships" xmlns:m="http://schemas.openxmlformats.org/officeDocument/2006/math" xmlns:v="urn:schemas-microsoft-com:vml" xmlns:w10="urn:schemas-microsoft-com:office:word" xmlns:w="http://schemas.openxmlformats.org/wordprocessingml/2006/main" xmlns:w14="http://schemas.microsoft.com/office/word/2010/wordml" xmlns:w15="http://schemas.microsoft.com/office/word/2012/wordml" xmlns:w16cex="http://schemas.microsoft.com/office/word/2018/wordml/cex" xmlns:w16cid="http://schemas.microsoft.com/office/word/2016/wordml/cid" xmlns:w16="http://schemas.microsoft.com/office/word/2018/wordml" xmlns:w16sdtdh="http://schemas.microsoft.com/office/word/2020/wordml/sdtdatahash" xmlns:w16se="http://schemas.microsoft.com/office/word/2015/wordml/symex" xmlns:sl="http://schemas.openxmlformats.org/schemaLibrary/2006/main" mc:Ignorable="w14 w15 w16se w16cid w16 w16cex w16sdtdh">
+<w:settings xmlns:mc="http://schemas.openxmlformats.org/markup-compatibility/2006" xmlns:o="urn:schemas-microsoft-com:office:office" xmlns:r="http://schemas.openxmlformats.org/officeDocument/2006/relationships" xmlns:m="http://schemas.openxmlformats.org/officeDocument/2006/math" xmlns:v="urn:schemas-microsoft-com:vml" xmlns:w10="urn:schemas-microsoft-com:office:word" xmlns:w="http://schemas.openxmlformats.org/wordprocessingml/2006/main" xmlns:w14="http://schemas.microsoft.com/office/word/2010/wordml" xmlns:w15="http://schemas.microsoft.com/office/word/2012/wordml" xmlns:w16cex="http://schemas.microsoft.com/office/word/2018/wordml/cex" xmlns:w16cid="http://schemas.microsoft.com/office/word/2016/wordml/cid" xmlns:w16="http://schemas.microsoft.com/office/word/2018/wordml" xmlns:w16du="http://schemas.microsoft.com/office/word/2023/wordml/word16du" xmlns:w16sdtdh="http://schemas.microsoft.com/office/word/2020/wordml/sdtdatahash" xmlns:w16sdtfl="http://schemas.microsoft.com/office/word/2024/wordml/sdtformatlock" xmlns:w16se="http://schemas.microsoft.com/office/word/2015/wordml/symex" xmlns:sl="http://schemas.openxmlformats.org/schemaLibrary/2006/main" mc:Ignorable="w14 w15 w16se w16cid w16 w16cex w16sdtdh w16sdtfl w16du">
   <w:view w:val="normal"/>
   <w:bordersDoNotSurroundHeader/>
   <w:bordersDoNotSurroundFooter/>
@@ -5453,6 +5390,7 @@
     <w:rsid w:val="00AF5F4F"/>
     <w:rsid w:val="00B85BE2"/>
     <w:rsid w:val="00BF1275"/>
+    <w:rsid w:val="00C14D88"/>
     <w:rsid w:val="00CB64C1"/>
     <w:rsid w:val="00CC0D58"/>
     <w:rsid w:val="00D1313C"/>
@@ -5461,6 +5399,7 @@
     <w:rsid w:val="00D815A7"/>
     <w:rsid w:val="00E07FE1"/>
     <w:rsid w:val="00E663A0"/>
+    <w:rsid w:val="00E84EFE"/>
     <w:rsid w:val="00EB4536"/>
     <w:rsid w:val="00EC23BA"/>
     <w:rsid w:val="00EC6BB0"/>
@@ -5483,14 +5422,14 @@
   </m:mathPr>
   <w:themeFontLang w:val="en-US" w:eastAsia="zh-CN"/>
   <w:clrSchemeMapping w:bg1="light1" w:t1="dark1" w:bg2="light2" w:t2="dark2" w:accent1="accent1" w:accent2="accent2" w:accent3="accent3" w:accent4="accent4" w:accent5="accent5" w:accent6="accent6" w:hyperlink="hyperlink" w:followedHyperlink="followedHyperlink"/>
-  <w:decimalSymbol w:val=","/>
-  <w:listSeparator w:val=";"/>
+  <w:decimalSymbol w:val="."/>
+  <w:listSeparator w:val=","/>
   <w15:chartTrackingRefBased/>
 </w:settings>
 </file>
 
 <file path=word/glossary/styles.xml><?xml version="1.0" encoding="utf-8"?>
-<w:styles xmlns:mc="http://schemas.openxmlformats.org/markup-compatibility/2006" xmlns:r="http://schemas.openxmlformats.org/officeDocument/2006/relationships" xmlns:w="http://schemas.openxmlformats.org/wordprocessingml/2006/main" xmlns:w14="http://schemas.microsoft.com/office/word/2010/wordml" xmlns:w15="http://schemas.microsoft.com/office/word/2012/wordml" xmlns:w16cex="http://schemas.microsoft.com/office/word/2018/wordml/cex" xmlns:w16cid="http://schemas.microsoft.com/office/word/2016/wordml/cid" xmlns:w16="http://schemas.microsoft.com/office/word/2018/wordml" xmlns:w16sdtdh="http://schemas.microsoft.com/office/word/2020/wordml/sdtdatahash" xmlns:w16se="http://schemas.microsoft.com/office/word/2015/wordml/symex" mc:Ignorable="w14 w15 w16se w16cid w16 w16cex w16sdtdh">
+<w:styles xmlns:mc="http://schemas.openxmlformats.org/markup-compatibility/2006" xmlns:r="http://schemas.openxmlformats.org/officeDocument/2006/relationships" xmlns:w="http://schemas.openxmlformats.org/wordprocessingml/2006/main" xmlns:w14="http://schemas.microsoft.com/office/word/2010/wordml" xmlns:w15="http://schemas.microsoft.com/office/word/2012/wordml" xmlns:w16cex="http://schemas.microsoft.com/office/word/2018/wordml/cex" xmlns:w16cid="http://schemas.microsoft.com/office/word/2016/wordml/cid" xmlns:w16="http://schemas.microsoft.com/office/word/2018/wordml" xmlns:w16du="http://schemas.microsoft.com/office/word/2023/wordml/word16du" xmlns:w16sdtdh="http://schemas.microsoft.com/office/word/2020/wordml/sdtdatahash" xmlns:w16sdtfl="http://schemas.microsoft.com/office/word/2024/wordml/sdtformatlock" xmlns:w16se="http://schemas.microsoft.com/office/word/2015/wordml/symex" mc:Ignorable="w14 w15 w16se w16cid w16 w16cex w16sdtdh w16sdtfl w16du">
   <w:docDefaults>
     <w:rPrDefault>
       <w:rPr>
@@ -5915,7 +5854,7 @@
     <w:semiHidden/>
     <w:unhideWhenUsed/>
   </w:style>
-  <w:style w:type="character" w:styleId="Textoennegrita">
+  <w:style w:type="character" w:styleId="Fuerte">
     <w:name w:val="Strong"/>
     <w:basedOn w:val="Fuentedeprrafopredeter"/>
     <w:uiPriority w:val="4"/>
@@ -5925,7 +5864,7 @@
       <w:rFonts w:asciiTheme="majorHAnsi" w:hAnsiTheme="majorHAnsi"/>
       <w:b/>
       <w:bCs/>
-      <w:color w:val="ED7D31" w:themeColor="accent2"/>
+      <w:color w:val="E97132" w:themeColor="accent2"/>
       <w:sz w:val="24"/>
     </w:rPr>
   </w:style>
@@ -5957,7 +5896,7 @@
 </file>
 
 <file path=word/glossary/webSettings.xml><?xml version="1.0" encoding="utf-8"?>
-<w:webSettings xmlns:mc="http://schemas.openxmlformats.org/markup-compatibility/2006" xmlns:r="http://schemas.openxmlformats.org/officeDocument/2006/relationships" xmlns:w="http://schemas.openxmlformats.org/wordprocessingml/2006/main" xmlns:w14="http://schemas.microsoft.com/office/word/2010/wordml" xmlns:w15="http://schemas.microsoft.com/office/word/2012/wordml" xmlns:w16cex="http://schemas.microsoft.com/office/word/2018/wordml/cex" xmlns:w16cid="http://schemas.microsoft.com/office/word/2016/wordml/cid" xmlns:w16="http://schemas.microsoft.com/office/word/2018/wordml" xmlns:w16sdtdh="http://schemas.microsoft.com/office/word/2020/wordml/sdtdatahash" xmlns:w16se="http://schemas.microsoft.com/office/word/2015/wordml/symex" mc:Ignorable="w14 w15 w16se w16cid w16 w16cex w16sdtdh">
+<w:webSettings xmlns:mc="http://schemas.openxmlformats.org/markup-compatibility/2006" xmlns:r="http://schemas.openxmlformats.org/officeDocument/2006/relationships" xmlns:w="http://schemas.openxmlformats.org/wordprocessingml/2006/main" xmlns:w14="http://schemas.microsoft.com/office/word/2010/wordml" xmlns:w15="http://schemas.microsoft.com/office/word/2012/wordml" xmlns:w16cex="http://schemas.microsoft.com/office/word/2018/wordml/cex" xmlns:w16cid="http://schemas.microsoft.com/office/word/2016/wordml/cid" xmlns:w16="http://schemas.microsoft.com/office/word/2018/wordml" xmlns:w16du="http://schemas.microsoft.com/office/word/2023/wordml/word16du" xmlns:w16sdtdh="http://schemas.microsoft.com/office/word/2020/wordml/sdtdatahash" xmlns:w16sdtfl="http://schemas.microsoft.com/office/word/2024/wordml/sdtformatlock" xmlns:w16se="http://schemas.microsoft.com/office/word/2015/wordml/symex" mc:Ignorable="w14 w15 w16se w16cid w16 w16cex w16sdtdh w16sdtfl w16du">
   <w:optimizeForBrowser/>
   <w:allowPNG/>
 </w:webSettings>
@@ -6225,20 +6164,20 @@
 </file>
 
 <file path=customXml/item1.xml><?xml version="1.0" encoding="utf-8"?>
-<p:properties xmlns:p="http://schemas.microsoft.com/office/2006/metadata/properties" xmlns:xsi="http://www.w3.org/2001/XMLSchema-instance" xmlns:pc="http://schemas.microsoft.com/office/infopath/2007/PartnerControls">
-  <documentManagement>
-    <MediaServiceKeyPoints xmlns="71af3243-3dd4-4a8d-8c0d-dd76da1f02a5" xsi:nil="true"/>
-  </documentManagement>
-</p:properties>
-</file>
-
-<file path=customXml/item2.xml><?xml version="1.0" encoding="utf-8"?>
 <?mso-contentType ?>
 <FormTemplates xmlns="http://schemas.microsoft.com/sharepoint/v3/contenttype/forms">
   <Display>DocumentLibraryForm</Display>
   <Edit>DocumentLibraryForm</Edit>
   <New>DocumentLibraryForm</New>
 </FormTemplates>
+</file>
+
+<file path=customXml/item2.xml><?xml version="1.0" encoding="utf-8"?>
+<p:properties xmlns:p="http://schemas.microsoft.com/office/2006/metadata/properties" xmlns:xsi="http://www.w3.org/2001/XMLSchema-instance" xmlns:pc="http://schemas.microsoft.com/office/infopath/2007/PartnerControls">
+  <documentManagement>
+    <MediaServiceKeyPoints xmlns="71af3243-3dd4-4a8d-8c0d-dd76da1f02a5" xsi:nil="true"/>
+  </documentManagement>
+</p:properties>
 </file>
 
 <file path=customXml/item3.xml><?xml version="1.0" encoding="utf-8"?>
@@ -6453,19 +6392,19 @@
 </file>
 
 <file path=customXml/itemProps1.xml><?xml version="1.0" encoding="utf-8"?>
+<ds:datastoreItem xmlns:ds="http://schemas.openxmlformats.org/officeDocument/2006/customXml" ds:itemID="{BEA6D05B-AD60-405F-B8DB-FC61ABCDF8E2}">
+  <ds:schemaRefs>
+    <ds:schemaRef ds:uri="http://schemas.microsoft.com/sharepoint/v3/contenttype/forms"/>
+  </ds:schemaRefs>
+</ds:datastoreItem>
+</file>
+
+<file path=customXml/itemProps2.xml><?xml version="1.0" encoding="utf-8"?>
 <ds:datastoreItem xmlns:ds="http://schemas.openxmlformats.org/officeDocument/2006/customXml" ds:itemID="{B550BB7C-2FBC-4612-9ECE-2EA076035D14}">
   <ds:schemaRefs>
     <ds:schemaRef ds:uri="http://schemas.microsoft.com/office/2006/metadata/properties"/>
     <ds:schemaRef ds:uri="http://schemas.microsoft.com/office/infopath/2007/PartnerControls"/>
     <ds:schemaRef ds:uri="71af3243-3dd4-4a8d-8c0d-dd76da1f02a5"/>
-  </ds:schemaRefs>
-</ds:datastoreItem>
-</file>
-
-<file path=customXml/itemProps2.xml><?xml version="1.0" encoding="utf-8"?>
-<ds:datastoreItem xmlns:ds="http://schemas.openxmlformats.org/officeDocument/2006/customXml" ds:itemID="{BEA6D05B-AD60-405F-B8DB-FC61ABCDF8E2}">
-  <ds:schemaRefs>
-    <ds:schemaRef ds:uri="http://schemas.microsoft.com/sharepoint/v3/contenttype/forms"/>
   </ds:schemaRefs>
 </ds:datastoreItem>
 </file>
